--- a/DEFINITIVA/capitolo nono testo.docx
+++ b/DEFINITIVA/capitolo nono testo.docx
@@ -283,18 +283,25 @@
           <w:sz w:val="28"/>
           <w:szCs w:val="28"/>
         </w:rPr>
-        <w:t>.</w:t>
-      </w:r>
-      <w:r>
-        <w:t xml:space="preserve"> </w:t>
-      </w:r>
-      <w:r>
-        <w:rPr>
-          <w:rFonts w:ascii="Bookman Old Style" w:hAnsi="Bookman Old Style" w:cs="Times New Roman"/>
-          <w:sz w:val="28"/>
-          <w:szCs w:val="28"/>
-        </w:rPr>
-        <w:t>Egli esplora l'inconscio, il sogno e l'irrazionale, maturando i concetti della Metafisica e le scoperte freudiane. Il movimento sfrutta sogno e follia per rompere la razionalità e liberarsi dalle convenzioni sociali, esplorando l'inconscio per esprimere forze interiori profonde attraverso arte e scrittura. In particolare, il movimento si focalizza sull'abolizione della logica, visioni oniriche, il recupero dell'immaginazione infantile e la malattia mentale come svelatrice di verità.</w:t>
+        <w:t xml:space="preserve">. Il movimento sfrutta sogno e follia per rompere la razionalità e liberarsi dalle convenzioni sociali, esplorando l'inconscio per esprimere forze interiori profonde attraverso arte e scrittura. In particolare, il </w:t>
+      </w:r>
+      <w:r>
+        <w:rPr>
+          <w:rFonts w:ascii="Bookman Old Style" w:hAnsi="Bookman Old Style" w:cs="Times New Roman"/>
+          <w:sz w:val="28"/>
+          <w:szCs w:val="28"/>
+        </w:rPr>
+        <w:t xml:space="preserve">surrealismo </w:t>
+      </w:r>
+      <w:bookmarkStart w:id="0" w:name="_GoBack"/>
+      <w:bookmarkEnd w:id="0"/>
+      <w:r>
+        <w:rPr>
+          <w:rFonts w:ascii="Bookman Old Style" w:hAnsi="Bookman Old Style" w:cs="Times New Roman"/>
+          <w:sz w:val="28"/>
+          <w:szCs w:val="28"/>
+        </w:rPr>
+        <w:t>si focalizza sull'abolizione della logica, visioni oniriche, il recupero dell'immaginazione infantile e la malattia mentale come svelatrice di verità.</w:t>
       </w:r>
       <w:r>
         <w:rPr>
@@ -353,16 +360,7 @@
           <w:sz w:val="28"/>
           <w:szCs w:val="28"/>
         </w:rPr>
-        <w:t xml:space="preserve">: le sue figure, nitide, ottenute con stesure piatte di colore e solo </w:t>
-      </w:r>
-      <w:r>
-        <w:rPr>
-          <w:rFonts w:ascii="Bookman Old Style" w:hAnsi="Bookman Old Style" w:cs="Times New Roman"/>
-          <w:sz w:val="28"/>
-          <w:szCs w:val="28"/>
-        </w:rPr>
-        <w:lastRenderedPageBreak/>
-        <w:t>apparentemente realistiche, sono strumenti per contrapporre la realtà più quotidiana all'assurdo e all'illogico.</w:t>
+        <w:t>: le sue figure, nitide, ottenute con stesure piatte di colore e solo apparentemente realistiche, sono strumenti per contrapporre la realtà più quotidiana all'assurdo e all'illogico.</w:t>
       </w:r>
     </w:p>
     <w:p>
@@ -381,6 +379,7 @@
           <w:sz w:val="28"/>
           <w:szCs w:val="28"/>
         </w:rPr>
+        <w:lastRenderedPageBreak/>
         <w:t xml:space="preserve">Magritte dà forza agli "oggetti familiari" alterandone il senso comune, crea stranezze visive che provocano incertezza nell'osservatore. Modifica e inventa oggetti, li sdoppia e li moltiplica, ne trasforma la materia o dà loro dimensioni assurde. In tal modo, egli fa trapelare il mistero che ogni cosa nasconde, poiché, come lui stesso diceva, </w:t>
       </w:r>
       <w:r>
@@ -589,16 +588,7 @@
           <w:sz w:val="28"/>
           <w:szCs w:val="28"/>
         </w:rPr>
-        <w:t xml:space="preserve">Shehrazàd non è una </w:t>
-      </w:r>
-      <w:r>
-        <w:rPr>
-          <w:rFonts w:ascii="Bookman Old Style" w:hAnsi="Bookman Old Style" w:cs="Times New Roman"/>
-          <w:sz w:val="28"/>
-          <w:szCs w:val="28"/>
-        </w:rPr>
-        <w:lastRenderedPageBreak/>
-        <w:t>persona vera, ma un personaggio magico, prezioso e immateriale, fatto della stessa sostanza dei sogni e delle favole.</w:t>
+        <w:t>Shehrazàd non è una persona vera, ma un personaggio magico, prezioso e immateriale, fatto della stessa sostanza dei sogni e delle favole.</w:t>
       </w:r>
     </w:p>
     <w:p>
@@ -617,6 +607,7 @@
           <w:sz w:val="28"/>
           <w:szCs w:val="28"/>
         </w:rPr>
+        <w:lastRenderedPageBreak/>
         <w:t xml:space="preserve">Magritte, nei suoi quadri, usa l'immagine per nascondere il significato, proprio come Shehrazàd usa le </w:t>
       </w:r>
       <w:proofErr w:type="gramStart"/>
@@ -637,8 +628,6 @@
         </w:rPr>
         <w:t>non è un caso che un suo dipinto è stato intitolato “l’uso della parola”!</w:t>
       </w:r>
-      <w:bookmarkStart w:id="0" w:name="_GoBack"/>
-      <w:bookmarkEnd w:id="0"/>
     </w:p>
     <w:p>
       <w:pPr>
@@ -1136,7 +1125,7 @@
       <w:footerReference w:type="default" r:id="rId9"/>
       <w:pgSz w:w="11906" w:h="16838"/>
       <w:pgMar w:top="2552" w:right="1134" w:bottom="1134" w:left="1134" w:header="709" w:footer="709" w:gutter="1134"/>
-      <w:pgNumType w:start="40"/>
+      <w:pgNumType w:start="41"/>
       <w:cols w:space="708"/>
       <w:docGrid w:linePitch="360"/>
     </w:sectPr>
@@ -1199,7 +1188,7 @@
           <w:rPr>
             <w:noProof/>
           </w:rPr>
-          <w:t>41</w:t>
+          <w:t>43</w:t>
         </w:r>
         <w:r>
           <w:fldChar w:fldCharType="end"/>
@@ -2201,7 +2190,7 @@
 </file>
 
 <file path=customXml/itemProps1.xml><?xml version="1.0" encoding="utf-8"?>
-<ds:datastoreItem xmlns:ds="http://schemas.openxmlformats.org/officeDocument/2006/customXml" ds:itemID="{1884D310-C47C-4BBA-AF4B-5A08B4B473B2}">
+<ds:datastoreItem xmlns:ds="http://schemas.openxmlformats.org/officeDocument/2006/customXml" ds:itemID="{3C139EA0-1FE8-420B-94A9-AFC41601DB09}">
   <ds:schemaRefs>
     <ds:schemaRef ds:uri="http://schemas.openxmlformats.org/officeDocument/2006/bibliography"/>
   </ds:schemaRefs>
